--- a/tasks/docx/officebench-2-39-latest-email/solution/Golden/latest.docx
+++ b/tasks/docx/officebench-2-39-latest-email/solution/Golden/latest.docx
@@ -4,7 +4,7 @@
   <w:body>
     <w:p>
       <w:r>
-        <w:t xml:space="preserve">Date: </w:t>
+        <w:t>Date: 2024-04-02 10:00:00</w:t>
         <w:br/>
         <w:t>Subject: application approved</w:t>
         <w:br/>
